--- a/драфт критерия В, Забнин Платон.docx
+++ b/драфт критерия В, Забнин Платон.docx
@@ -757,6 +757,14 @@
                 <w:szCs w:val="24"/>
               </w:rPr>
             </w:pPr>
+            <w:r>
+              <w:rPr>
+                <w:rFonts w:ascii="Times New Roman" w:hAnsi="Times New Roman" w:cs="Times New Roman"/>
+                <w:sz w:val="24"/>
+                <w:szCs w:val="24"/>
+              </w:rPr>
+              <w:t xml:space="preserve">не </w:t>
+            </w:r>
             <w:r>
               <w:rPr>
                 <w:rFonts w:ascii="Times New Roman" w:hAnsi="Times New Roman" w:cs="Times New Roman"/>
